--- a/en/wisdom-stories/woman-whose-house-was-robbed.docx
+++ b/en/wisdom-stories/woman-whose-house-was-robbed.docx
@@ -10,18 +10,32 @@
         <w:rPr>
           <w:sz w:val="52"/>
         </w:rPr>
-        <w:t>A woman whose house was robbed</w:t>
+        <w:t>The Woman Whose House Was Robbed</w:t>
       </w:r>
     </w:p>
     <w:p>
       <w:r>
-        <w:t xml:space="preserve">In ancient times, the house of an old woman living in a city was robbed. The woman came to the king in a state of dismay to complain. The king listened to her and angrily asked: “Then why did you fall into such a deep sleep that you did not even notice that a thief had entered your house?” The woman replied: “Thank </w:t>
+        <w:t>Long ago, an elderly woman in a certain city had her home robbed. Distraught, she went to the king to seek justice.</w:t>
       </w:r>
+    </w:p>
+    <w:p>
       <w:r>
-        <w:t>Allah</w:t>
+        <w:t>After hearing her story, the king asked angrily:</w:t>
       </w:r>
+    </w:p>
+    <w:p>
       <w:r>
-        <w:t>, king, we thought you were awake, so we slept peacefully in our house.”</w:t>
+        <w:t>— How could you have slept so deeply that you did not even notice a thief entering your home?</w:t>
+      </w:r>
+    </w:p>
+    <w:p>
+      <w:r>
+        <w:t>The woman replied:</w:t>
+      </w:r>
+    </w:p>
+    <w:p>
+      <w:r>
+        <w:t>— Your Majesty, we believed you were awake and keeping watch. That is why we felt safe enough to sleep peacefully in our own homes.</w:t>
       </w:r>
     </w:p>
     <w:p>
@@ -41,20 +55,12 @@
       </w:pPr>
       <w:r>
         <w:rPr>
-          <w:rFonts w:cs="Arial"/>
           <w:b/>
-          <w:i w:val="0"/>
-          <w:color w:val="9A7417"/>
         </w:rPr>
         <w:t xml:space="preserve">Moral: </w:t>
       </w:r>
       <w:r>
-        <w:rPr>
-          <w:rFonts w:cs="Arial"/>
-          <w:i w:val="0"/>
-          <w:color w:val="3F3826"/>
-        </w:rPr>
-        <w:t>The peace of the people comes from the trust they have in the state. If the people know that their leader is awake, they will sleep peacefully in their own homes.</w:t>
+        <w:t>People’s sense of security grows from trust in those responsible for protecting them. When people know their ruler is keeping watch, they can sleep peacefully in their own homes.</w:t>
       </w:r>
     </w:p>
     <w:p>
